--- a/arb/docx/54.content.docx
+++ b/arb/docx/54.content.docx
@@ -9,6 +9,8 @@
       </w:pPr>
       <w:r>
         <w:rPr>
+          <w:rtl/>
+          <w:cs/>
           <w:lang w:val="ar_AE" w:bidi="ar_AE"/>
         </w:rPr>
       </w:r>
@@ -20,12 +22,16 @@
       </w:pPr>
       <w:r>
         <w:rPr>
+          <w:rtl/>
+          <w:cs/>
           <w:lang w:val="ar_AE" w:bidi="ar_AE"/>
         </w:rPr>
         <w:t>Resource: Biblica Study Notes</w:t>
       </w:r>
       <w:r>
         <w:rPr>
+          <w:rtl/>
+          <w:cs/>
           <w:lang w:val="ar_AE" w:bidi="ar_AE"/>
         </w:rPr>
       </w:r>
@@ -36,53 +42,71 @@
       </w:pPr>
       <w:r>
         <w:rPr>
+          <w:rtl/>
+          <w:cs/>
           <w:lang w:val="ar_AE" w:bidi="ar_AE"/>
         </w:rPr>
       </w:r>
       <w:r>
         <w:rPr>
           <w:b/>
+          <w:rtl/>
+          <w:cs/>
           <w:lang w:val="ar_AE" w:bidi="ar_AE"/>
         </w:rPr>
         <w:t>Biblica Study Notes (Book Intros)</w:t>
       </w:r>
       <w:r>
         <w:rPr>
+          <w:rtl/>
+          <w:cs/>
           <w:lang w:val="ar_AE" w:bidi="ar_AE"/>
         </w:rPr>
         <w:t xml:space="preserve"> © 2023 Biblica Inc. Released under CC BY-SA 4.0 license. </w:t>
       </w:r>
       <w:r>
         <w:rPr>
+          <w:rtl/>
+          <w:cs/>
           <w:lang w:val="ar_AE" w:bidi="ar_AE"/>
         </w:rPr>
         <w:t>Biblica Study Notes</w:t>
       </w:r>
       <w:r>
         <w:rPr>
+          <w:rtl/>
+          <w:cs/>
           <w:lang w:val="ar_AE" w:bidi="ar_AE"/>
         </w:rPr>
         <w:t xml:space="preserve"> has been adapted in the following languages: Tok Pisin, Arabic (عربي), French (Français), Hindi (हिंदी), Indonesian (Bahasa Indonesia), Portuguese (Português), Russian (Русский), Spanish (Español), Swahili (Kiswahili), and Simplified Chinese (简体中文)from </w:t>
       </w:r>
       <w:r>
         <w:rPr>
+          <w:rtl/>
+          <w:cs/>
           <w:lang w:val="ar_AE" w:bidi="ar_AE"/>
         </w:rPr>
         <w:t>Biblica Study Notes</w:t>
       </w:r>
       <w:r>
         <w:rPr>
+          <w:rtl/>
+          <w:cs/>
           <w:lang w:val="ar_AE" w:bidi="ar_AE"/>
         </w:rPr>
         <w:t xml:space="preserve"> © 2023 Biblica Inc. Released under CC BY-SA 4.0 license by Mission Mutual</w:t>
       </w:r>
       <w:r>
         <w:rPr>
-          <w:lang w:val="ar_AE" w:bidi="ar_AE"/>
-        </w:rPr>
-      </w:r>
-      <w:r>
-        <w:rPr>
+          <w:rtl/>
+          <w:cs/>
+          <w:lang w:val="ar_AE" w:bidi="ar_AE"/>
+        </w:rPr>
+      </w:r>
+      <w:r>
+        <w:rPr>
+          <w:rtl/>
+          <w:cs/>
           <w:lang w:val="ar_AE" w:bidi="ar_AE"/>
         </w:rPr>
       </w:r>
@@ -94,6 +118,8 @@
       </w:pPr>
       <w:r>
         <w:rPr>
+          <w:rtl/>
+          <w:cs/>
           <w:lang w:val="ar_AE" w:bidi="ar_AE"/>
         </w:rPr>
         <w:t>Biblica Study Notes</w:t>
@@ -123,6 +149,8 @@
       </w:pPr>
       <w:r>
         <w:rPr>
+          <w:rtl/>
+          <w:cs/>
           <w:lang w:val="ar_AE" w:bidi="ar_AE"/>
         </w:rPr>
       </w:r>
@@ -134,12 +162,16 @@
       </w:pPr>
       <w:r>
         <w:rPr>
+          <w:rtl/>
+          <w:cs/>
           <w:lang w:val="ar_AE" w:bidi="ar_AE"/>
         </w:rPr>
         <w:t>1TI</w:t>
       </w:r>
       <w:r>
         <w:rPr>
+          <w:rtl/>
+          <w:cs/>
           <w:lang w:val="ar_AE" w:bidi="ar_AE"/>
         </w:rPr>
       </w:r>
@@ -150,22 +182,30 @@
       </w:pPr>
       <w:r>
         <w:rPr>
-          <w:lang w:val="ar_AE" w:bidi="ar_AE"/>
-        </w:rPr>
-      </w:r>
-      <w:r>
-        <w:rPr>
+          <w:rtl/>
+          <w:cs/>
+          <w:lang w:val="ar_AE" w:bidi="ar_AE"/>
+        </w:rPr>
+      </w:r>
+      <w:r>
+        <w:rPr>
+          <w:rtl/>
+          <w:cs/>
           <w:lang w:val="ar_AE" w:bidi="ar_AE"/>
         </w:rPr>
         <w:t xml:space="preserve"> </w:t>
       </w:r>
       <w:r>
         <w:rPr>
-          <w:lang w:val="ar_AE" w:bidi="ar_AE"/>
-        </w:rPr>
-      </w:r>
-      <w:r>
-        <w:rPr>
+          <w:rtl/>
+          <w:cs/>
+          <w:lang w:val="ar_AE" w:bidi="ar_AE"/>
+        </w:rPr>
+      </w:r>
+      <w:r>
+        <w:rPr>
+          <w:rtl/>
+          <w:cs/>
           <w:lang w:val="ar_AE" w:bidi="ar_AE"/>
         </w:rPr>
       </w:r>
@@ -191,6 +231,8 @@
       </w:pPr>
       <w:r>
         <w:rPr>
+          <w:rtl/>
+          <w:cs/>
           <w:lang w:val="ar_AE" w:bidi="ar_AE"/>
         </w:rPr>
       </w:r>
@@ -202,12 +244,16 @@
       </w:pPr>
       <w:r>
         <w:rPr>
+          <w:rtl/>
+          <w:cs/>
           <w:lang w:val="ar_AE" w:bidi="ar_AE"/>
         </w:rPr>
         <w:t>تيموثاوس الأولى</w:t>
       </w:r>
       <w:r>
         <w:rPr>
+          <w:rtl/>
+          <w:cs/>
           <w:lang w:val="ar_AE" w:bidi="ar_AE"/>
         </w:rPr>
       </w:r>
@@ -218,12 +264,16 @@
       </w:pPr>
       <w:r>
         <w:rPr>
+          <w:rtl/>
+          <w:cs/>
           <w:lang w:val="ar_AE" w:bidi="ar_AE"/>
         </w:rPr>
       </w:r>
       <w:r>
         <w:rPr>
           <w:b/>
+          <w:rtl/>
+          <w:cs/>
           <w:lang w:val="ar_AE" w:bidi="ar_AE"/>
         </w:rPr>
         <w:t>ما هي رسالة تيموثاوس الأولى؟</w:t>
@@ -238,11 +288,15 @@
       </w:pPr>
       <w:r>
         <w:rPr>
-          <w:lang w:val="ar_AE" w:bidi="ar_AE"/>
-        </w:rPr>
-      </w:r>
-      <w:r>
-        <w:rPr>
+          <w:rtl/>
+          <w:cs/>
+          <w:lang w:val="ar_AE" w:bidi="ar_AE"/>
+        </w:rPr>
+      </w:r>
+      <w:r>
+        <w:rPr>
+          <w:rtl/>
+          <w:cs/>
           <w:lang w:val="ar_AE" w:bidi="ar_AE"/>
         </w:rPr>
         <w:t>رسالة تيموثاوس الأولى هي رسالة من الرسول بولس.</w:t>
@@ -257,11 +311,15 @@
       </w:pPr>
       <w:r>
         <w:rPr>
-          <w:lang w:val="ar_AE" w:bidi="ar_AE"/>
-        </w:rPr>
-      </w:r>
-      <w:r>
-        <w:rPr>
+          <w:rtl/>
+          <w:cs/>
+          <w:lang w:val="ar_AE" w:bidi="ar_AE"/>
+        </w:rPr>
+      </w:r>
+      <w:r>
+        <w:rPr>
+          <w:rtl/>
+          <w:cs/>
           <w:lang w:val="ar_AE" w:bidi="ar_AE"/>
         </w:rPr>
         <w:t>يُعتقد أن بولس كتبها حوالي عام 64 ميلادي.</w:t>
@@ -276,11 +334,15 @@
       </w:pPr>
       <w:r>
         <w:rPr>
-          <w:lang w:val="ar_AE" w:bidi="ar_AE"/>
-        </w:rPr>
-      </w:r>
-      <w:r>
-        <w:rPr>
+          <w:rtl/>
+          <w:cs/>
+          <w:lang w:val="ar_AE" w:bidi="ar_AE"/>
+        </w:rPr>
+      </w:r>
+      <w:r>
+        <w:rPr>
+          <w:rtl/>
+          <w:cs/>
           <w:lang w:val="ar_AE" w:bidi="ar_AE"/>
         </w:rPr>
         <w:t>يتضمن العهد الجديد رسالتين من بولس إلى تيموثاوس. وهذه هي الرسالة الأولى.</w:t>
@@ -292,12 +354,16 @@
       </w:pPr>
       <w:r>
         <w:rPr>
+          <w:rtl/>
+          <w:cs/>
           <w:lang w:val="ar_AE" w:bidi="ar_AE"/>
         </w:rPr>
       </w:r>
       <w:r>
         <w:rPr>
           <w:b/>
+          <w:rtl/>
+          <w:cs/>
           <w:lang w:val="ar_AE" w:bidi="ar_AE"/>
         </w:rPr>
         <w:t>إلى من كُتبت الرسالة الأولى إلى تيموثاوس؟</w:t>
@@ -312,11 +378,15 @@
       </w:pPr>
       <w:r>
         <w:rPr>
-          <w:lang w:val="ar_AE" w:bidi="ar_AE"/>
-        </w:rPr>
-      </w:r>
-      <w:r>
-        <w:rPr>
+          <w:rtl/>
+          <w:cs/>
+          <w:lang w:val="ar_AE" w:bidi="ar_AE"/>
+        </w:rPr>
+      </w:r>
+      <w:r>
+        <w:rPr>
+          <w:rtl/>
+          <w:cs/>
           <w:lang w:val="ar_AE" w:bidi="ar_AE"/>
         </w:rPr>
         <w:t>إلى تيموثاوس حين كان يعمل ويخدم في الكنيسة في أفسس.</w:t>
@@ -331,11 +401,15 @@
       </w:pPr>
       <w:r>
         <w:rPr>
-          <w:lang w:val="ar_AE" w:bidi="ar_AE"/>
-        </w:rPr>
-      </w:r>
-      <w:r>
-        <w:rPr>
+          <w:rtl/>
+          <w:cs/>
+          <w:lang w:val="ar_AE" w:bidi="ar_AE"/>
+        </w:rPr>
+      </w:r>
+      <w:r>
+        <w:rPr>
+          <w:rtl/>
+          <w:cs/>
           <w:lang w:val="ar_AE" w:bidi="ar_AE"/>
         </w:rPr>
         <w:t>يدرك أتباع يسوع أن الرسالة الأولى إلى تيموثاوس تشارك الحق عن يسوع. لذلك فهي لجميع الناس في كل مكان.</w:t>
@@ -347,12 +421,16 @@
       </w:pPr>
       <w:r>
         <w:rPr>
+          <w:rtl/>
+          <w:cs/>
           <w:lang w:val="ar_AE" w:bidi="ar_AE"/>
         </w:rPr>
       </w:r>
       <w:r>
         <w:rPr>
           <w:b/>
+          <w:rtl/>
+          <w:cs/>
           <w:lang w:val="ar_AE" w:bidi="ar_AE"/>
         </w:rPr>
         <w:t>لماذا كُتبت رسالة تيموثاوس الأولى؟</w:t>
@@ -367,11 +445,15 @@
       </w:pPr>
       <w:r>
         <w:rPr>
-          <w:lang w:val="ar_AE" w:bidi="ar_AE"/>
-        </w:rPr>
-      </w:r>
-      <w:r>
-        <w:rPr>
+          <w:rtl/>
+          <w:cs/>
+          <w:lang w:val="ar_AE" w:bidi="ar_AE"/>
+        </w:rPr>
+      </w:r>
+      <w:r>
+        <w:rPr>
+          <w:rtl/>
+          <w:cs/>
           <w:lang w:val="ar_AE" w:bidi="ar_AE"/>
         </w:rPr>
         <w:t>لتعليم تيموثاوس كيفية قيادة الكنيسة في أفسس.</w:t>
@@ -386,11 +468,15 @@
       </w:pPr>
       <w:r>
         <w:rPr>
-          <w:lang w:val="ar_AE" w:bidi="ar_AE"/>
-        </w:rPr>
-      </w:r>
-      <w:r>
-        <w:rPr>
+          <w:rtl/>
+          <w:cs/>
+          <w:lang w:val="ar_AE" w:bidi="ar_AE"/>
+        </w:rPr>
+      </w:r>
+      <w:r>
+        <w:rPr>
+          <w:rtl/>
+          <w:cs/>
           <w:lang w:val="ar_AE" w:bidi="ar_AE"/>
         </w:rPr>
         <w:t>لمساعدة تيموثاوس في التعامل مع الأشخاص الذين كانوا يُعَلِّمون أشياء غير صحيحة.</w:t>
@@ -405,11 +491,15 @@
       </w:pPr>
       <w:r>
         <w:rPr>
-          <w:lang w:val="ar_AE" w:bidi="ar_AE"/>
-        </w:rPr>
-      </w:r>
-      <w:r>
-        <w:rPr>
+          <w:rtl/>
+          <w:cs/>
+          <w:lang w:val="ar_AE" w:bidi="ar_AE"/>
+        </w:rPr>
+      </w:r>
+      <w:r>
+        <w:rPr>
+          <w:rtl/>
+          <w:cs/>
           <w:lang w:val="ar_AE" w:bidi="ar_AE"/>
         </w:rPr>
         <w:t>لتشجيع تيموثاوس على البقاء قويًا والاستمرار في النمو في إيمانه.</w:t>
@@ -421,12 +511,16 @@
       </w:pPr>
       <w:r>
         <w:rPr>
+          <w:rtl/>
+          <w:cs/>
           <w:lang w:val="ar_AE" w:bidi="ar_AE"/>
         </w:rPr>
       </w:r>
       <w:r>
         <w:rPr>
           <w:b/>
+          <w:rtl/>
+          <w:cs/>
           <w:lang w:val="ar_AE" w:bidi="ar_AE"/>
         </w:rPr>
         <w:t>الأفكار الرئيسية</w:t>
@@ -441,11 +535,15 @@
       </w:pPr>
       <w:r>
         <w:rPr>
-          <w:lang w:val="ar_AE" w:bidi="ar_AE"/>
-        </w:rPr>
-      </w:r>
-      <w:r>
-        <w:rPr>
+          <w:rtl/>
+          <w:cs/>
+          <w:lang w:val="ar_AE" w:bidi="ar_AE"/>
+        </w:rPr>
+      </w:r>
+      <w:r>
+        <w:rPr>
+          <w:rtl/>
+          <w:cs/>
           <w:lang w:val="ar_AE" w:bidi="ar_AE"/>
         </w:rPr>
         <w:t>تعليم تيموثاوس استخدام مواهبه الروحية لخدمة الكنيسة بأمانة.</w:t>
@@ -460,11 +558,15 @@
       </w:pPr>
       <w:r>
         <w:rPr>
-          <w:lang w:val="ar_AE" w:bidi="ar_AE"/>
-        </w:rPr>
-      </w:r>
-      <w:r>
-        <w:rPr>
+          <w:rtl/>
+          <w:cs/>
+          <w:lang w:val="ar_AE" w:bidi="ar_AE"/>
+        </w:rPr>
+      </w:r>
+      <w:r>
+        <w:rPr>
+          <w:rtl/>
+          <w:cs/>
           <w:lang w:val="ar_AE" w:bidi="ar_AE"/>
         </w:rPr>
         <w:t>كيفية العيش وعبادة الله بطرق مُقَدَّسة.</w:t>
@@ -479,11 +581,15 @@
       </w:pPr>
       <w:r>
         <w:rPr>
-          <w:lang w:val="ar_AE" w:bidi="ar_AE"/>
-        </w:rPr>
-      </w:r>
-      <w:r>
-        <w:rPr>
+          <w:rtl/>
+          <w:cs/>
+          <w:lang w:val="ar_AE" w:bidi="ar_AE"/>
+        </w:rPr>
+      </w:r>
+      <w:r>
+        <w:rPr>
+          <w:rtl/>
+          <w:cs/>
           <w:lang w:val="ar_AE" w:bidi="ar_AE"/>
         </w:rPr>
         <w:t>يسوع كوسيط بين الله والناس.</w:t>
@@ -495,12 +601,16 @@
       </w:pPr>
       <w:r>
         <w:rPr>
+          <w:rtl/>
+          <w:cs/>
           <w:lang w:val="ar_AE" w:bidi="ar_AE"/>
         </w:rPr>
       </w:r>
       <w:r>
         <w:rPr>
           <w:b/>
+          <w:rtl/>
+          <w:cs/>
           <w:lang w:val="ar_AE" w:bidi="ar_AE"/>
         </w:rPr>
         <w:t>مخطط السفر</w:t>
@@ -512,12 +622,16 @@
       </w:pPr>
       <w:r>
         <w:rPr>
+          <w:rtl/>
+          <w:cs/>
           <w:lang w:val="ar_AE" w:bidi="ar_AE"/>
         </w:rPr>
       </w:r>
       <w:r>
         <w:rPr>
           <w:b/>
+          <w:rtl/>
+          <w:cs/>
           <w:lang w:val="ar_AE" w:bidi="ar_AE"/>
         </w:rPr>
         <w:t>تحيات (1:1–2).</w:t>
@@ -529,12 +643,16 @@
       </w:pPr>
       <w:r>
         <w:rPr>
+          <w:rtl/>
+          <w:cs/>
           <w:lang w:val="ar_AE" w:bidi="ar_AE"/>
         </w:rPr>
       </w:r>
       <w:r>
         <w:rPr>
           <w:b/>
+          <w:rtl/>
+          <w:cs/>
           <w:lang w:val="ar_AE" w:bidi="ar_AE"/>
         </w:rPr>
         <w:t>معارضة المُعَلِّمين الكذبة والتمسك بالإيمان بالله (1:3–20).</w:t>
@@ -546,12 +664,16 @@
       </w:pPr>
       <w:r>
         <w:rPr>
+          <w:rtl/>
+          <w:cs/>
           <w:lang w:val="ar_AE" w:bidi="ar_AE"/>
         </w:rPr>
       </w:r>
       <w:r>
         <w:rPr>
           <w:b/>
+          <w:rtl/>
+          <w:cs/>
           <w:lang w:val="ar_AE" w:bidi="ar_AE"/>
         </w:rPr>
         <w:t>خدمات العبادة في أفسس (2).</w:t>
@@ -563,12 +685,16 @@
       </w:pPr>
       <w:r>
         <w:rPr>
+          <w:rtl/>
+          <w:cs/>
           <w:lang w:val="ar_AE" w:bidi="ar_AE"/>
         </w:rPr>
       </w:r>
       <w:r>
         <w:rPr>
           <w:b/>
+          <w:rtl/>
+          <w:cs/>
           <w:lang w:val="ar_AE" w:bidi="ar_AE"/>
         </w:rPr>
         <w:t>قادة الكنيسة في أفسس (3).</w:t>
@@ -580,12 +706,16 @@
       </w:pPr>
       <w:r>
         <w:rPr>
+          <w:rtl/>
+          <w:cs/>
           <w:lang w:val="ar_AE" w:bidi="ar_AE"/>
         </w:rPr>
       </w:r>
       <w:r>
         <w:rPr>
           <w:b/>
+          <w:rtl/>
+          <w:cs/>
           <w:lang w:val="ar_AE" w:bidi="ar_AE"/>
         </w:rPr>
         <w:t>تيموثاوس كمثال للمؤمنين الآخرين (4).</w:t>
@@ -597,12 +727,16 @@
       </w:pPr>
       <w:r>
         <w:rPr>
+          <w:rtl/>
+          <w:cs/>
           <w:lang w:val="ar_AE" w:bidi="ar_AE"/>
         </w:rPr>
       </w:r>
       <w:r>
         <w:rPr>
           <w:b/>
+          <w:rtl/>
+          <w:cs/>
           <w:lang w:val="ar_AE" w:bidi="ar_AE"/>
         </w:rPr>
         <w:t>تيموثاوس يتعامل مع مجموعات مختلفة في الكنيسة (5:1 – 6:19)</w:t>
@@ -614,23 +748,31 @@
       </w:pPr>
       <w:r>
         <w:rPr>
+          <w:rtl/>
+          <w:cs/>
           <w:lang w:val="ar_AE" w:bidi="ar_AE"/>
         </w:rPr>
       </w:r>
       <w:r>
         <w:rPr>
           <w:b/>
+          <w:rtl/>
+          <w:cs/>
           <w:lang w:val="ar_AE" w:bidi="ar_AE"/>
         </w:rPr>
         <w:t>التعليمات الختامية (6:20–21).</w:t>
       </w:r>
       <w:r>
         <w:rPr>
-          <w:lang w:val="ar_AE" w:bidi="ar_AE"/>
-        </w:rPr>
-      </w:r>
-      <w:r>
-        <w:rPr>
+          <w:rtl/>
+          <w:cs/>
+          <w:lang w:val="ar_AE" w:bidi="ar_AE"/>
+        </w:rPr>
+      </w:r>
+      <w:r>
+        <w:rPr>
+          <w:rtl/>
+          <w:cs/>
           <w:lang w:val="ar_AE" w:bidi="ar_AE"/>
         </w:rPr>
       </w:r>
